--- a/student-guide/docs/Student_Guide.docx
+++ b/student-guide/docs/Student_Guide.docx
@@ -27,13 +27,13 @@
         <w:pStyle w:val="Date"/>
       </w:pPr>
       <w:r>
-        <w:t xml:space="preserve">February</w:t>
+        <w:t xml:space="preserve">June</w:t>
       </w:r>
       <w:r>
         <w:t xml:space="preserve"> </w:t>
       </w:r>
       <w:r>
-        <w:t xml:space="preserve">24,</w:t>
+        <w:t xml:space="preserve">22,</w:t>
       </w:r>
       <w:r>
         <w:t xml:space="preserve"> </w:t>
@@ -1451,7 +1451,7 @@
         <w:rPr>
           <w:rStyle w:val="VerbatimChar"/>
         </w:rPr>
-        <w:t xml:space="preserve">##  date     2026-02-24</w:t>
+        <w:t xml:space="preserve">##  date     2026-06-22</w:t>
       </w:r>
       <w:r>
         <w:br/>

--- a/student-guide/docs/Student_Guide.docx
+++ b/student-guide/docs/Student_Guide.docx
@@ -33,7 +33,7 @@
         <w:t xml:space="preserve"> </w:t>
       </w:r>
       <w:r>
-        <w:t xml:space="preserve">22,</w:t>
+        <w:t xml:space="preserve">25,</w:t>
       </w:r>
       <w:r>
         <w:t xml:space="preserve"> </w:t>
@@ -1451,7 +1451,7 @@
         <w:rPr>
           <w:rStyle w:val="VerbatimChar"/>
         </w:rPr>
-        <w:t xml:space="preserve">##  date     2026-06-22</w:t>
+        <w:t xml:space="preserve">##  date     2026-06-25</w:t>
       </w:r>
       <w:r>
         <w:br/>
